--- a/pr-preview/pr-204/index.docx
+++ b/pr-preview/pr-204/index.docx
@@ -15,7 +15,7 @@
         <w:pStyle w:val="Date"/>
       </w:pPr>
       <w:r>
-        <w:t xml:space="preserve">Last modified: 2026-10-15 03:31:19 (PDT)</w:t>
+        <w:t xml:space="preserve">Last modified: 2026-10-15 05:27:52 (PDT)</w:t>
       </w:r>
     </w:p>
     <w:p>

--- a/pr-preview/pr-204/index.docx
+++ b/pr-preview/pr-204/index.docx
@@ -15,7 +15,7 @@
         <w:pStyle w:val="Date"/>
       </w:pPr>
       <w:r>
-        <w:t xml:space="preserve">Last modified: 2026-10-15 05:27:52 (PDT)</w:t>
+        <w:t xml:space="preserve">Last modified: 2026-10-15 08:46:14 (PDT)</w:t>
       </w:r>
     </w:p>
     <w:p>

--- a/pr-preview/pr-204/index.docx
+++ b/pr-preview/pr-204/index.docx
@@ -15,7 +15,7 @@
         <w:pStyle w:val="Date"/>
       </w:pPr>
       <w:r>
-        <w:t xml:space="preserve">Last modified: 2026-10-15 08:46:14 (PDT)</w:t>
+        <w:t xml:space="preserve">Last modified: 2026-10-15 12:50:24 (PDT)</w:t>
       </w:r>
     </w:p>
     <w:p>
@@ -26,7 +26,7 @@
         <w:t xml:space="preserve">These notes collect the statistics that data science courses assume.</w:t>
       </w:r>
     </w:p>
-    <w:bookmarkStart w:id="27" w:name="topics"/>
+    <w:bookmarkStart w:id="28" w:name="topics"/>
     <w:p>
       <w:pPr>
         <w:pStyle w:val="Heading2"/>
@@ -298,6 +298,32 @@
     </w:p>
     <w:p>
       <w:pPr>
+        <w:pStyle w:val="Compact"/>
+        <w:numPr>
+          <w:ilvl w:val="0"/>
+          <w:numId w:val="1002"/>
+        </w:numPr>
+      </w:pPr>
+      <w:hyperlink r:id="rId16">
+        <w:r>
+          <w:rPr>
+            <w:rStyle w:val="Hyperlink"/>
+          </w:rPr>
+          <w:t xml:space="preserve">Sufficiency and the Rao–Blackwell theorem</w:t>
+        </w:r>
+      </w:hyperlink>
+      <w:r>
+        <w:t xml:space="preserve">:</w:t>
+      </w:r>
+      <w:r>
+        <w:t xml:space="preserve"> </w:t>
+      </w:r>
+      <w:r>
+        <w:t xml:space="preserve">sufficient statistics, the factorization theorem, and improving an unbiased estimator.</w:t>
+      </w:r>
+    </w:p>
+    <w:p>
+      <w:pPr>
         <w:pStyle w:val="FirstParagraph"/>
       </w:pPr>
       <w:r>
@@ -312,7 +338,7 @@
           <w:numId w:val="1003"/>
         </w:numPr>
       </w:pPr>
-      <w:hyperlink r:id="rId16">
+      <w:hyperlink r:id="rId17">
         <w:r>
           <w:rPr>
             <w:rStyle w:val="Hyperlink"/>
@@ -338,7 +364,7 @@
           <w:numId w:val="1003"/>
         </w:numPr>
       </w:pPr>
-      <w:hyperlink r:id="rId17">
+      <w:hyperlink r:id="rId18">
         <w:r>
           <w:rPr>
             <w:rStyle w:val="Hyperlink"/>
@@ -364,7 +390,7 @@
           <w:numId w:val="1003"/>
         </w:numPr>
       </w:pPr>
-      <w:hyperlink r:id="rId18">
+      <w:hyperlink r:id="rId19">
         <w:r>
           <w:rPr>
             <w:rStyle w:val="Hyperlink"/>
@@ -384,7 +410,7 @@
           <w:numId w:val="1003"/>
         </w:numPr>
       </w:pPr>
-      <w:hyperlink r:id="rId19">
+      <w:hyperlink r:id="rId20">
         <w:r>
           <w:rPr>
             <w:rStyle w:val="Hyperlink"/>
@@ -404,7 +430,7 @@
           <w:numId w:val="1003"/>
         </w:numPr>
       </w:pPr>
-      <w:hyperlink r:id="rId20">
+      <w:hyperlink r:id="rId21">
         <w:r>
           <w:rPr>
             <w:rStyle w:val="Hyperlink"/>
@@ -436,7 +462,7 @@
           <w:numId w:val="1003"/>
         </w:numPr>
       </w:pPr>
-      <w:hyperlink r:id="rId21">
+      <w:hyperlink r:id="rId22">
         <w:r>
           <w:rPr>
             <w:rStyle w:val="Hyperlink"/>
@@ -474,7 +500,7 @@
           <w:numId w:val="1003"/>
         </w:numPr>
       </w:pPr>
-      <w:hyperlink r:id="rId22">
+      <w:hyperlink r:id="rId23">
         <w:r>
           <w:rPr>
             <w:rStyle w:val="Hyperlink"/>
@@ -517,7 +543,7 @@
           <w:numId w:val="1003"/>
         </w:numPr>
       </w:pPr>
-      <w:hyperlink r:id="rId23">
+      <w:hyperlink r:id="rId24">
         <w:r>
           <w:rPr>
             <w:rStyle w:val="Hyperlink"/>
@@ -557,7 +583,7 @@
           <w:numId w:val="1004"/>
         </w:numPr>
       </w:pPr>
-      <w:hyperlink r:id="rId24">
+      <w:hyperlink r:id="rId25">
         <w:r>
           <w:rPr>
             <w:rStyle w:val="Hyperlink"/>
@@ -583,7 +609,7 @@
           <w:numId w:val="1004"/>
         </w:numPr>
       </w:pPr>
-      <w:hyperlink r:id="rId25">
+      <w:hyperlink r:id="rId26">
         <w:r>
           <w:rPr>
             <w:rStyle w:val="Hyperlink"/>
@@ -615,7 +641,7 @@
           <w:numId w:val="1004"/>
         </w:numPr>
       </w:pPr>
-      <w:hyperlink r:id="rId26">
+      <w:hyperlink r:id="rId27">
         <w:r>
           <w:rPr>
             <w:rStyle w:val="Hyperlink"/>
@@ -639,8 +665,8 @@
         <w:t xml:space="preserve">and Bayesian model averaging.</w:t>
       </w:r>
     </w:p>
-    <w:bookmarkEnd w:id="27"/>
-    <w:bookmarkStart w:id="33" w:name="comparable-courses"/>
+    <w:bookmarkEnd w:id="28"/>
+    <w:bookmarkStart w:id="34" w:name="comparable-courses"/>
     <w:p>
       <w:pPr>
         <w:pStyle w:val="Heading2"/>
@@ -684,7 +710,7 @@
       <w:r>
         <w:t xml:space="preserve"> </w:t>
       </w:r>
-      <w:hyperlink r:id="rId28">
+      <w:hyperlink r:id="rId29">
         <w:r>
           <w:rPr>
             <w:rStyle w:val="Hyperlink"/>
@@ -741,7 +767,7 @@
       <w:r>
         <w:t xml:space="preserve"> </w:t>
       </w:r>
-      <w:hyperlink r:id="rId29">
+      <w:hyperlink r:id="rId30">
         <w:r>
           <w:rPr>
             <w:rStyle w:val="Hyperlink"/>
@@ -760,7 +786,7 @@
       <w:r>
         <w:t xml:space="preserve"> </w:t>
       </w:r>
-      <w:hyperlink r:id="rId30">
+      <w:hyperlink r:id="rId31">
         <w:r>
           <w:rPr>
             <w:rStyle w:val="Hyperlink"/>
@@ -799,7 +825,7 @@
       <w:r>
         <w:t xml:space="preserve"> </w:t>
       </w:r>
-      <w:hyperlink r:id="rId31">
+      <w:hyperlink r:id="rId32">
         <w:r>
           <w:rPr>
             <w:rStyle w:val="Hyperlink"/>
@@ -837,7 +863,7 @@
       <w:r>
         <w:t xml:space="preserve"> </w:t>
       </w:r>
-      <w:hyperlink r:id="rId32">
+      <w:hyperlink r:id="rId33">
         <w:r>
           <w:rPr>
             <w:rStyle w:val="Hyperlink"/>
@@ -854,8 +880,8 @@
         <w:t xml:space="preserve">(Jonathan Taylor): contingency tables, logistic regression and generalized linear models.</w:t>
       </w:r>
     </w:p>
-    <w:bookmarkEnd w:id="33"/>
-    <w:bookmarkStart w:id="37" w:name="origin"/>
+    <w:bookmarkEnd w:id="34"/>
+    <w:bookmarkStart w:id="38" w:name="origin"/>
     <w:p>
       <w:pPr>
         <w:pStyle w:val="Heading2"/>
@@ -874,7 +900,7 @@
       <w:r>
         <w:t xml:space="preserve"> </w:t>
       </w:r>
-      <w:hyperlink r:id="rId34">
+      <w:hyperlink r:id="rId35">
         <w:r>
           <w:rPr>
             <w:rStyle w:val="Hyperlink"/>
@@ -1279,7 +1305,7 @@
       <w:r>
         <w:t xml:space="preserve"> </w:t>
       </w:r>
-      <w:hyperlink r:id="rId35">
+      <w:hyperlink r:id="rId36">
         <w:r>
           <w:rPr>
             <w:rStyle w:val="Hyperlink"/>
@@ -1296,7 +1322,7 @@
       <w:r>
         <w:t xml:space="preserve"> </w:t>
       </w:r>
-      <w:hyperlink r:id="rId36">
+      <w:hyperlink r:id="rId37">
         <w:r>
           <w:rPr>
             <w:rStyle w:val="Hyperlink"/>
@@ -1317,8 +1343,8 @@
         <w:t xml:space="preserve">which are the canonical home for the probability and mathematics appendices of rme.</w:t>
       </w:r>
     </w:p>
-    <w:bookmarkEnd w:id="37"/>
-    <w:bookmarkStart w:id="38" w:name="using-these-notes-in-another-site"/>
+    <w:bookmarkEnd w:id="38"/>
+    <w:bookmarkStart w:id="39" w:name="using-these-notes-in-another-site"/>
     <w:p>
       <w:pPr>
         <w:pStyle w:val="Heading2"/>
@@ -1469,7 +1495,7 @@
         <w:t xml:space="preserve">.</w:t>
       </w:r>
     </w:p>
-    <w:bookmarkEnd w:id="38"/>
+    <w:bookmarkEnd w:id="39"/>
     <w:sectPr>
       <w:footnotePr>
         <w:numRestart w:val="eachSect"/>

--- a/pr-preview/pr-204/index.docx
+++ b/pr-preview/pr-204/index.docx
@@ -15,7 +15,7 @@
         <w:pStyle w:val="Date"/>
       </w:pPr>
       <w:r>
-        <w:t xml:space="preserve">Last modified: 2026-10-15 12:50:24 (PDT)</w:t>
+        <w:t xml:space="preserve">Last modified: 2026-10-15 13:07:45 (PDT)</w:t>
       </w:r>
     </w:p>
     <w:p>
